--- a/python_basic/Day 1笔记.docx
+++ b/python_basic/Day 1笔记.docx
@@ -487,7 +487,7 @@
     <w:p>
       <w:pPr>
         <w:rPr>
-          <w:rFonts w:hint="default"/>
+          <w:rFonts w:hint="default" w:eastAsiaTheme="minorEastAsia"/>
           <w:lang w:val="en-US" w:eastAsia="zh-CN"/>
         </w:rPr>
       </w:pPr>
@@ -534,16 +534,217 @@
           </wp:inline>
         </w:drawing>
       </w:r>
+      <w:r>
+        <w:rPr>
+          <w:rFonts w:hint="eastAsia"/>
+          <w:lang w:val="en-US" w:eastAsia="zh-CN"/>
+        </w:rPr>
+        <w:t xml:space="preserve">                                                                                                                                                      </w:t>
+      </w:r>
+    </w:p>
+    <w:p>
+      <w:pPr>
+        <w:rPr>
+          <w:rFonts w:hint="default" w:eastAsiaTheme="minorEastAsia"/>
+          <w:lang w:val="en-US" w:eastAsia="zh-CN"/>
+        </w:rPr>
+      </w:pPr>
+    </w:p>
+    <w:p>
+      <w:pPr>
+        <w:rPr>
+          <w:rFonts w:hint="eastAsia"/>
+          <w:lang w:val="en-US" w:eastAsia="zh-CN"/>
+        </w:rPr>
+      </w:pPr>
+    </w:p>
+    <w:p>
+      <w:pPr>
+        <w:rPr>
+          <w:rFonts w:hint="eastAsia"/>
+          <w:lang w:val="en-US" w:eastAsia="zh-CN"/>
+        </w:rPr>
+      </w:pPr>
+    </w:p>
+    <w:p>
+      <w:pPr>
+        <w:rPr>
+          <w:rFonts w:hint="eastAsia"/>
+          <w:lang w:val="en-US" w:eastAsia="zh-CN"/>
+        </w:rPr>
+      </w:pPr>
+    </w:p>
+    <w:p>
+      <w:pPr>
+        <w:rPr>
+          <w:rFonts w:hint="eastAsia"/>
+          <w:sz w:val="56"/>
+          <w:szCs w:val="56"/>
+          <w:lang w:val="en-US" w:eastAsia="zh-CN"/>
+        </w:rPr>
+      </w:pPr>
+      <w:r>
+        <w:rPr>
+          <w:rFonts w:hint="eastAsia"/>
+          <w:sz w:val="56"/>
+          <w:szCs w:val="56"/>
+          <w:lang w:val="en-US" w:eastAsia="zh-CN"/>
+        </w:rPr>
+        <w:t>git指令</w:t>
+      </w:r>
+    </w:p>
+    <w:p>
+      <w:pPr>
+        <w:rPr>
+          <w:rFonts w:hint="eastAsia"/>
+          <w:lang w:val="en-US" w:eastAsia="zh-CN"/>
+        </w:rPr>
+      </w:pPr>
+    </w:p>
+    <w:p>
+      <w:r>
+        <w:drawing>
+          <wp:inline distT="0" distB="0" distL="114300" distR="114300">
+            <wp:extent cx="5269865" cy="1054735"/>
+            <wp:effectExtent l="0" t="0" r="635" b="12065"/>
+            <wp:docPr id="7" name="图片 1"/>
+            <wp:cNvGraphicFramePr>
+              <a:graphicFrameLocks xmlns:a="http://schemas.openxmlformats.org/drawingml/2006/main" noChangeAspect="1"/>
+            </wp:cNvGraphicFramePr>
+            <a:graphic xmlns:a="http://schemas.openxmlformats.org/drawingml/2006/main">
+              <a:graphicData uri="http://schemas.openxmlformats.org/drawingml/2006/picture">
+                <pic:pic xmlns:pic="http://schemas.openxmlformats.org/drawingml/2006/picture">
+                  <pic:nvPicPr>
+                    <pic:cNvPr id="7" name="图片 1"/>
+                    <pic:cNvPicPr>
+                      <a:picLocks noChangeAspect="1"/>
+                    </pic:cNvPicPr>
+                  </pic:nvPicPr>
+                  <pic:blipFill>
+                    <a:blip r:embed="rId10"/>
+                    <a:stretch>
+                      <a:fillRect/>
+                    </a:stretch>
+                  </pic:blipFill>
+                  <pic:spPr>
+                    <a:xfrm>
+                      <a:off x="0" y="0"/>
+                      <a:ext cx="5269865" cy="1054735"/>
+                    </a:xfrm>
+                    <a:prstGeom prst="rect">
+                      <a:avLst/>
+                    </a:prstGeom>
+                    <a:noFill/>
+                    <a:ln>
+                      <a:noFill/>
+                    </a:ln>
+                  </pic:spPr>
+                </pic:pic>
+              </a:graphicData>
+            </a:graphic>
+          </wp:inline>
+        </w:drawing>
+      </w:r>
+    </w:p>
+    <w:p>
+      <w:r>
+        <w:drawing>
+          <wp:inline distT="0" distB="0" distL="114300" distR="114300">
+            <wp:extent cx="5267325" cy="3810000"/>
+            <wp:effectExtent l="0" t="0" r="3175" b="0"/>
+            <wp:docPr id="8" name="图片 2"/>
+            <wp:cNvGraphicFramePr>
+              <a:graphicFrameLocks xmlns:a="http://schemas.openxmlformats.org/drawingml/2006/main" noChangeAspect="1"/>
+            </wp:cNvGraphicFramePr>
+            <a:graphic xmlns:a="http://schemas.openxmlformats.org/drawingml/2006/main">
+              <a:graphicData uri="http://schemas.openxmlformats.org/drawingml/2006/picture">
+                <pic:pic xmlns:pic="http://schemas.openxmlformats.org/drawingml/2006/picture">
+                  <pic:nvPicPr>
+                    <pic:cNvPr id="8" name="图片 2"/>
+                    <pic:cNvPicPr>
+                      <a:picLocks noChangeAspect="1"/>
+                    </pic:cNvPicPr>
+                  </pic:nvPicPr>
+                  <pic:blipFill>
+                    <a:blip r:embed="rId11"/>
+                    <a:stretch>
+                      <a:fillRect/>
+                    </a:stretch>
+                  </pic:blipFill>
+                  <pic:spPr>
+                    <a:xfrm>
+                      <a:off x="0" y="0"/>
+                      <a:ext cx="5267325" cy="3810000"/>
+                    </a:xfrm>
+                    <a:prstGeom prst="rect">
+                      <a:avLst/>
+                    </a:prstGeom>
+                    <a:noFill/>
+                    <a:ln>
+                      <a:noFill/>
+                    </a:ln>
+                  </pic:spPr>
+                </pic:pic>
+              </a:graphicData>
+            </a:graphic>
+          </wp:inline>
+        </w:drawing>
+      </w:r>
+    </w:p>
+    <w:p>
+      <w:r>
+        <w:drawing>
+          <wp:inline distT="0" distB="0" distL="114300" distR="114300">
+            <wp:extent cx="5271770" cy="4199255"/>
+            <wp:effectExtent l="0" t="0" r="11430" b="4445"/>
+            <wp:docPr id="9" name="图片 3"/>
+            <wp:cNvGraphicFramePr>
+              <a:graphicFrameLocks xmlns:a="http://schemas.openxmlformats.org/drawingml/2006/main" noChangeAspect="1"/>
+            </wp:cNvGraphicFramePr>
+            <a:graphic xmlns:a="http://schemas.openxmlformats.org/drawingml/2006/main">
+              <a:graphicData uri="http://schemas.openxmlformats.org/drawingml/2006/picture">
+                <pic:pic xmlns:pic="http://schemas.openxmlformats.org/drawingml/2006/picture">
+                  <pic:nvPicPr>
+                    <pic:cNvPr id="9" name="图片 3"/>
+                    <pic:cNvPicPr>
+                      <a:picLocks noChangeAspect="1"/>
+                    </pic:cNvPicPr>
+                  </pic:nvPicPr>
+                  <pic:blipFill>
+                    <a:blip r:embed="rId12"/>
+                    <a:stretch>
+                      <a:fillRect/>
+                    </a:stretch>
+                  </pic:blipFill>
+                  <pic:spPr>
+                    <a:xfrm>
+                      <a:off x="0" y="0"/>
+                      <a:ext cx="5271770" cy="4199255"/>
+                    </a:xfrm>
+                    <a:prstGeom prst="rect">
+                      <a:avLst/>
+                    </a:prstGeom>
+                    <a:noFill/>
+                    <a:ln>
+                      <a:noFill/>
+                    </a:ln>
+                  </pic:spPr>
+                </pic:pic>
+              </a:graphicData>
+            </a:graphic>
+          </wp:inline>
+        </w:drawing>
+      </w:r>
+    </w:p>
+    <w:p>
+      <w:pPr>
+        <w:rPr>
+          <w:rFonts w:hint="default"/>
+          <w:lang w:val="en-US" w:eastAsia="zh-CN"/>
+        </w:rPr>
+      </w:pPr>
       <w:bookmarkStart w:id="0" w:name="_GoBack"/>
       <w:bookmarkEnd w:id="0"/>
-    </w:p>
-    <w:p>
-      <w:pPr>
-        <w:rPr>
-          <w:rFonts w:hint="default" w:eastAsiaTheme="minorEastAsia"/>
-          <w:lang w:val="en-US" w:eastAsia="zh-CN"/>
-        </w:rPr>
-      </w:pPr>
     </w:p>
     <w:sectPr>
       <w:pgSz w:w="11906" w:h="16838"/>
@@ -831,13 +1032,13 @@
       <w:lang w:val="en-US" w:eastAsia="zh-CN" w:bidi="ar-SA"/>
     </w:rPr>
   </w:style>
-  <w:style w:type="character" w:default="1" w:styleId="3">
+  <w:style w:type="character" w:default="1" w:styleId="5">
     <w:name w:val="Default Paragraph Font"/>
     <w:semiHidden/>
     <w:qFormat/>
     <w:uiPriority w:val="0"/>
   </w:style>
-  <w:style w:type="table" w:default="1" w:styleId="2">
+  <w:style w:type="table" w:default="1" w:styleId="4">
     <w:name w:val="Normal Table"/>
     <w:semiHidden/>
     <w:qFormat/>
@@ -850,6 +1051,46 @@
         <w:right w:w="108" w:type="dxa"/>
       </w:tblCellMar>
     </w:tblPr>
+  </w:style>
+  <w:style w:type="paragraph" w:styleId="2">
+    <w:name w:val="footer"/>
+    <w:basedOn w:val="1"/>
+    <w:uiPriority w:val="0"/>
+    <w:pPr>
+      <w:tabs>
+        <w:tab w:val="center" w:pos="4153"/>
+        <w:tab w:val="right" w:pos="8306"/>
+      </w:tabs>
+      <w:snapToGrid w:val="0"/>
+      <w:jc w:val="left"/>
+    </w:pPr>
+    <w:rPr>
+      <w:sz w:val="18"/>
+    </w:rPr>
+  </w:style>
+  <w:style w:type="paragraph" w:styleId="3">
+    <w:name w:val="header"/>
+    <w:basedOn w:val="1"/>
+    <w:uiPriority w:val="0"/>
+    <w:pPr>
+      <w:pBdr>
+        <w:top w:val="none" w:color="auto" w:sz="0" w:space="1"/>
+        <w:left w:val="none" w:color="auto" w:sz="0" w:space="4"/>
+        <w:bottom w:val="none" w:color="auto" w:sz="0" w:space="1"/>
+        <w:right w:val="none" w:color="auto" w:sz="0" w:space="4"/>
+      </w:pBdr>
+      <w:tabs>
+        <w:tab w:val="center" w:pos="4153"/>
+        <w:tab w:val="right" w:pos="8306"/>
+      </w:tabs>
+      <w:snapToGrid w:val="0"/>
+      <w:spacing w:line="240" w:lineRule="auto"/>
+      <w:jc w:val="both"/>
+      <w:outlineLvl w:val="9"/>
+    </w:pPr>
+    <w:rPr>
+      <w:sz w:val="18"/>
+    </w:rPr>
   </w:style>
 </w:styles>
 </file>
